--- a/documentos/Validación Matriz/Documentos_Validacion_Matriz_2025/04_Proceso_Pension/16_Opciones_Post_Oferta.docx
+++ b/documentos/Validación Matriz/Documentos_Validacion_Matriz_2025/04_Proceso_Pension/16_Opciones_Post_Oferta.docx
@@ -26,13 +26,7 @@
         <w:rPr>
           <w:lang w:val="es-CL"/>
         </w:rPr>
-        <w:t>Definición: Opciones tras recibir el Certificado de Ofertas: una vez recibido el Certificado, el afiliado dispone de hasta 12 días hábiles para tomar una decisión válida. Puede: Aceptar una oferta interna del certificado. Solicitar una oferta externa de una entidad participante, siempre que supere la interna (válida sólo si mejora la pensión). Solicitar un remate con al menos tres aseguradoras si elige modalidad de Renta Vitalicia. Realizar nueva consulta al SCOMP (hasta tres consultas por Certificado de Sa</w:t>
-      </w:r>
-      <w:r>
-        <w:rPr>
-          <w:lang w:val="es-CL"/>
-        </w:rPr>
-        <w:t xml:space="preserve">ldo). Desistir del proceso, lo que implica posponer o reiniciar el trámite (salvo casos de pensión de invalidez o sobrevivencia). </w:t>
+        <w:t xml:space="preserve">Definición: Opciones tras recibir el Certificado de Ofertas: una vez recibido el Certificado, el afiliado dispone de hasta 12 días hábiles para tomar una decisión válida. Puede: Aceptar una oferta interna del certificado. Solicitar una oferta externa de una entidad participante, siempre que supere la interna (válida sólo si mejora la pensión). Solicitar un remate con al menos tres aseguradoras si elige modalidad de Renta Vitalicia. Realizar nueva consulta al SCOMP (hasta tres consultas por Certificado de Saldo). Desistir del proceso, lo que implica posponer o reiniciar el trámite (salvo casos de pensión de invalidez o sobrevivencia). </w:t>
       </w:r>
     </w:p>
     <w:p>
@@ -494,7 +488,23 @@
           <w:bCs/>
           <w:lang w:val="es-CL"/>
         </w:rPr>
-        <w:t xml:space="preserve">Qué es Pensión </w:t>
+        <w:t>AFP</w:t>
+      </w:r>
+      <w:r>
+        <w:rPr>
+          <w:b/>
+          <w:bCs/>
+          <w:lang w:val="es-CL"/>
+        </w:rPr>
+        <w:tab/>
+      </w:r>
+      <w:r>
+        <w:rPr>
+          <w:b/>
+          <w:bCs/>
+          <w:lang w:val="es-CL"/>
+        </w:rPr>
+        <w:tab/>
       </w:r>
     </w:p>
     <w:p>
@@ -512,7 +522,7 @@
           <w:bCs/>
           <w:lang w:val="es-CL"/>
         </w:rPr>
-        <w:t>AFP</w:t>
+        <w:t>Compañía de Seguros</w:t>
       </w:r>
       <w:r>
         <w:rPr>
@@ -560,7 +570,7 @@
           <w:bCs/>
           <w:lang w:val="es-CL"/>
         </w:rPr>
-        <w:tab/>
+        <w:t>Renta Vitalicia</w:t>
       </w:r>
       <w:r>
         <w:rPr>
@@ -569,22 +579,6 @@
           <w:lang w:val="es-CL"/>
         </w:rPr>
         <w:tab/>
-      </w:r>
-      <w:r>
-        <w:rPr>
-          <w:b/>
-          <w:bCs/>
-          <w:lang w:val="es-CL"/>
-        </w:rPr>
-        <w:tab/>
-      </w:r>
-      <w:r>
-        <w:rPr>
-          <w:b/>
-          <w:bCs/>
-          <w:lang w:val="es-CL"/>
-        </w:rPr>
-        <w:t>Compañía de Seguros</w:t>
       </w:r>
     </w:p>
     <w:p>
@@ -602,7 +596,7 @@
           <w:bCs/>
           <w:lang w:val="es-CL"/>
         </w:rPr>
-        <w:t>Renta Vitalicia</w:t>
+        <w:t xml:space="preserve">Retiro Programado </w:t>
       </w:r>
       <w:r>
         <w:rPr>
@@ -658,7 +652,7 @@
           <w:bCs/>
           <w:lang w:val="es-CL"/>
         </w:rPr>
-        <w:t xml:space="preserve">Retiro Programado </w:t>
+        <w:t>Saldo en Cuenta Individual</w:t>
       </w:r>
     </w:p>
     <w:p>
@@ -676,7 +670,7 @@
           <w:bCs/>
           <w:lang w:val="es-CL"/>
         </w:rPr>
-        <w:t>Saldo en Cuenta Individual</w:t>
+        <w:t>Definición de APV</w:t>
       </w:r>
       <w:r>
         <w:rPr>
@@ -724,7 +718,15 @@
           <w:bCs/>
           <w:lang w:val="es-CL"/>
         </w:rPr>
-        <w:t>Definición de APV</w:t>
+        <w:tab/>
+      </w:r>
+      <w:r>
+        <w:rPr>
+          <w:b/>
+          <w:bCs/>
+          <w:lang w:val="es-CL"/>
+        </w:rPr>
+        <w:t>Proceso de Solicitud</w:t>
       </w:r>
     </w:p>
     <w:p>
@@ -742,7 +744,7 @@
           <w:bCs/>
           <w:lang w:val="es-CL"/>
         </w:rPr>
-        <w:t>Proceso de Solicitud</w:t>
+        <w:t>Rentabilidad</w:t>
       </w:r>
       <w:r>
         <w:rPr>
@@ -798,7 +800,79 @@
           <w:bCs/>
           <w:lang w:val="es-CL"/>
         </w:rPr>
-        <w:t xml:space="preserve">Entidades Reguladoras </w:t>
+        <w:tab/>
+      </w:r>
+      <w:r>
+        <w:rPr>
+          <w:b/>
+          <w:bCs/>
+          <w:lang w:val="es-CL"/>
+        </w:rPr>
+        <w:t>Pensión Autofinanciada</w:t>
+      </w:r>
+      <w:r>
+        <w:rPr>
+          <w:b/>
+          <w:bCs/>
+          <w:lang w:val="es-CL"/>
+        </w:rPr>
+        <w:br/>
+      </w:r>
+      <w:r>
+        <w:rPr>
+          <w:b/>
+          <w:bCs/>
+          <w:lang w:val="es-CL"/>
+        </w:rPr>
+        <w:t>Modalidades de Pensión</w:t>
+      </w:r>
+      <w:r>
+        <w:rPr>
+          <w:b/>
+          <w:bCs/>
+          <w:lang w:val="es-CL"/>
+        </w:rPr>
+        <w:tab/>
+      </w:r>
+      <w:r>
+        <w:rPr>
+          <w:b/>
+          <w:bCs/>
+          <w:lang w:val="es-CL"/>
+        </w:rPr>
+        <w:tab/>
+      </w:r>
+      <w:r>
+        <w:rPr>
+          <w:b/>
+          <w:bCs/>
+          <w:lang w:val="es-CL"/>
+        </w:rPr>
+        <w:tab/>
+      </w:r>
+      <w:r>
+        <w:rPr>
+          <w:b/>
+          <w:bCs/>
+          <w:lang w:val="es-CL"/>
+        </w:rPr>
+        <w:tab/>
+      </w:r>
+      <w:r>
+        <w:rPr>
+          <w:b/>
+          <w:bCs/>
+          <w:lang w:val="es-CL"/>
+        </w:rPr>
+        <w:tab/>
+      </w:r>
+      <w:r>
+        <w:rPr>
+          <w:b/>
+          <w:bCs/>
+          <w:lang w:val="es-CL"/>
+        </w:rPr>
+        <w:t>Riesgo de Longevidad</w:t>
       </w:r>
     </w:p>
     <w:p>
@@ -816,7 +890,7 @@
           <w:bCs/>
           <w:lang w:val="es-CL"/>
         </w:rPr>
-        <w:t xml:space="preserve">Riesgo de Rentabilidad </w:t>
+        <w:t xml:space="preserve">Qué es Pensión </w:t>
       </w:r>
       <w:r>
         <w:rPr>
@@ -864,7 +938,32 @@
           <w:bCs/>
           <w:lang w:val="es-CL"/>
         </w:rPr>
-        <w:t xml:space="preserve">Riesgo de Longevidad </w:t>
+        <w:tab/>
+        <w:t xml:space="preserve">Jubilación </w:t>
+      </w:r>
+      <w:r>
+        <w:rPr>
+          <w:b/>
+          <w:bCs/>
+          <w:lang w:val="es-CL"/>
+        </w:rPr>
+        <w:tab/>
+      </w:r>
+      <w:r>
+        <w:rPr>
+          <w:b/>
+          <w:bCs/>
+          <w:lang w:val="es-CL"/>
+        </w:rPr>
+        <w:tab/>
+      </w:r>
+      <w:r>
+        <w:rPr>
+          <w:b/>
+          <w:bCs/>
+          <w:lang w:val="es-CL"/>
+        </w:rPr>
+        <w:tab/>
       </w:r>
     </w:p>
     <w:p>
@@ -882,7 +981,7 @@
           <w:bCs/>
           <w:lang w:val="es-CL"/>
         </w:rPr>
-        <w:t>Pensión Autofinanciada</w:t>
+        <w:t xml:space="preserve">Cotizaciones Previsionales </w:t>
       </w:r>
       <w:r>
         <w:rPr>
@@ -930,73 +1029,15 @@
           <w:bCs/>
           <w:lang w:val="es-CL"/>
         </w:rPr>
-        <w:t xml:space="preserve">Cotizaciones Previsionales </w:t>
+        <w:t>Expectativas de Vida</w:t>
       </w:r>
-    </w:p>
-    <w:p>
-      <w:pPr>
-        <w:spacing w:after="0" w:line="240" w:lineRule="auto"/>
+      <w:r>
         <w:rPr>
           <w:b/>
           <w:bCs/>
           <w:lang w:val="es-CL"/>
         </w:rPr>
-      </w:pPr>
-      <w:r>
-        <w:rPr>
-          <w:b/>
-          <w:bCs/>
-          <w:lang w:val="es-CL"/>
-        </w:rPr>
-        <w:t xml:space="preserve">Modalidades de Pensión </w:t>
-      </w:r>
-      <w:r>
-        <w:rPr>
-          <w:b/>
-          <w:bCs/>
-          <w:lang w:val="es-CL"/>
-        </w:rPr>
-        <w:tab/>
-      </w:r>
-      <w:r>
-        <w:rPr>
-          <w:b/>
-          <w:bCs/>
-          <w:lang w:val="es-CL"/>
-        </w:rPr>
-        <w:tab/>
-      </w:r>
-      <w:r>
-        <w:rPr>
-          <w:b/>
-          <w:bCs/>
-          <w:lang w:val="es-CL"/>
-        </w:rPr>
-        <w:tab/>
-      </w:r>
-      <w:r>
-        <w:rPr>
-          <w:b/>
-          <w:bCs/>
-          <w:lang w:val="es-CL"/>
-        </w:rPr>
-        <w:tab/>
-      </w:r>
-      <w:r>
-        <w:rPr>
-          <w:b/>
-          <w:bCs/>
-          <w:lang w:val="es-CL"/>
-        </w:rPr>
-        <w:tab/>
-      </w:r>
-      <w:r>
-        <w:rPr>
-          <w:b/>
-          <w:bCs/>
-          <w:lang w:val="es-CL"/>
-        </w:rPr>
-        <w:t xml:space="preserve">Expectativas de Vida </w:t>
+        <w:t xml:space="preserve"> </w:t>
       </w:r>
     </w:p>
     <w:p>
@@ -1023,8 +1064,16 @@
         <w:rPr>
           <w:lang w:val="es-CL"/>
         </w:rPr>
-        <w:t>¿Para comprender el concepto “Opciones Post Oferta”, es necesario conocer los siguientes conceptos?</w:t>
+        <w:t>¿Para comprender el concepto “</w:t>
       </w:r>
+      <w:proofErr w:type="gramStart"/>
+      <w:r>
+        <w:rPr>
+          <w:lang w:val="es-CL"/>
+        </w:rPr>
+        <w:t>Opciones Post Oferta”, es necesario conocer los siguientes conceptos?</w:t>
+      </w:r>
+      <w:proofErr w:type="gramEnd"/>
     </w:p>
     <w:tbl>
       <w:tblPr>
